--- a/2. Second_Semester/1. Software Project Management and Quality Assurance/Assignment_6/Assignment_5_Cover Page.docx
+++ b/2. Second_Semester/1. Software Project Management and Quality Assurance/Assignment_6/Assignment_5_Cover Page.docx
@@ -218,7 +218,7 @@
           <w:szCs w:val="32"/>
           <w:shd w:val="clear" w:color="auto" w:fill="FFFFFF"/>
         </w:rPr>
-        <w:t>Software Quality Factors (McCall's Quality Model)</w:t>
+        <w:t>Development Planning, Quality Planning and Software Risk Management for JU CSE Student Information System (SIS)</w:t>
       </w:r>
       <w:r>
         <w:rPr>
@@ -754,38 +754,38 @@
           <w:sz w:val="32"/>
           <w:szCs w:val="32"/>
         </w:rPr>
-        <w:t>01</w:t>
-      </w:r>
-      <w:r>
-        <w:rPr>
-          <w:rFonts w:ascii="Times New Roman" w:eastAsia="Times New Roman" w:hAnsi="Times New Roman" w:cs="Times New Roman"/>
-          <w:color w:val="0D0D0D" w:themeColor="text1" w:themeTint="F2"/>
-          <w:sz w:val="32"/>
-          <w:szCs w:val="32"/>
-          <w:vertAlign w:val="superscript"/>
-        </w:rPr>
-        <w:t>st</w:t>
-      </w:r>
-      <w:r>
-        <w:rPr>
-          <w:rFonts w:ascii="Times New Roman" w:eastAsia="Times New Roman" w:hAnsi="Times New Roman" w:cs="Times New Roman"/>
-          <w:color w:val="0D0D0D" w:themeColor="text1" w:themeTint="F2"/>
-          <w:sz w:val="32"/>
-          <w:szCs w:val="32"/>
-        </w:rPr>
-        <w:t xml:space="preserve"> </w:t>
-      </w:r>
-      <w:r>
-        <w:rPr>
-          <w:rFonts w:ascii="Times New Roman" w:eastAsia="Times New Roman" w:hAnsi="Times New Roman" w:cs="Times New Roman"/>
-          <w:color w:val="0D0D0D" w:themeColor="text1" w:themeTint="F2"/>
-          <w:sz w:val="32"/>
-          <w:szCs w:val="32"/>
-        </w:rPr>
-        <w:t>August</w:t>
+        <w:t>06</w:t>
       </w:r>
       <w:bookmarkStart w:id="0" w:name="_GoBack"/>
       <w:bookmarkEnd w:id="0"/>
+      <w:r>
+        <w:rPr>
+          <w:rFonts w:ascii="Times New Roman" w:eastAsia="Times New Roman" w:hAnsi="Times New Roman" w:cs="Times New Roman"/>
+          <w:color w:val="0D0D0D" w:themeColor="text1" w:themeTint="F2"/>
+          <w:sz w:val="32"/>
+          <w:szCs w:val="32"/>
+          <w:vertAlign w:val="superscript"/>
+        </w:rPr>
+        <w:t>th</w:t>
+      </w:r>
+      <w:r>
+        <w:rPr>
+          <w:rFonts w:ascii="Times New Roman" w:eastAsia="Times New Roman" w:hAnsi="Times New Roman" w:cs="Times New Roman"/>
+          <w:color w:val="0D0D0D" w:themeColor="text1" w:themeTint="F2"/>
+          <w:sz w:val="32"/>
+          <w:szCs w:val="32"/>
+        </w:rPr>
+        <w:t xml:space="preserve"> </w:t>
+      </w:r>
+      <w:r>
+        <w:rPr>
+          <w:rFonts w:ascii="Times New Roman" w:eastAsia="Times New Roman" w:hAnsi="Times New Roman" w:cs="Times New Roman"/>
+          <w:color w:val="0D0D0D" w:themeColor="text1" w:themeTint="F2"/>
+          <w:sz w:val="32"/>
+          <w:szCs w:val="32"/>
+        </w:rPr>
+        <w:t>August</w:t>
+      </w:r>
       <w:r>
         <w:rPr>
           <w:rFonts w:ascii="Times New Roman" w:eastAsia="Times New Roman" w:hAnsi="Times New Roman" w:cs="Times New Roman"/>
